--- a/_output/skripte/Skript-09.docx
+++ b/_output/skripte/Skript-09.docx
@@ -9361,7 +9361,7 @@
                     <a:graphicData uri="http://schemas.openxmlformats.org/drawingml/2006/picture">
                       <pic:pic>
                         <pic:nvPicPr>
-                          <pic:cNvPr descr="/usr/local/lib/python3.11/dist-packages/quarto_cli/share/formats/docx/note.png" id="105" name="Picture"/>
+                          <pic:cNvPr descr="C:\Users\dirkl\Tools\quarto\share\formats\docx\note.png" id="105" name="Picture"/>
                           <pic:cNvPicPr>
                             <a:picLocks noChangeArrowheads="1" noChangeAspect="1"/>
                           </pic:cNvPicPr>
@@ -9512,7 +9512,7 @@
                     <a:graphicData uri="http://schemas.openxmlformats.org/drawingml/2006/picture">
                       <pic:pic>
                         <pic:nvPicPr>
-                          <pic:cNvPr descr="/usr/local/lib/python3.11/dist-packages/quarto_cli/share/formats/docx/note.png" id="108" name="Picture"/>
+                          <pic:cNvPr descr="C:\Users\dirkl\Tools\quarto\share\formats\docx\note.png" id="108" name="Picture"/>
                           <pic:cNvPicPr>
                             <a:picLocks noChangeArrowheads="1" noChangeAspect="1"/>
                           </pic:cNvPicPr>

--- a/_output/skripte/Skript-09.docx
+++ b/_output/skripte/Skript-09.docx
@@ -57,7 +57,7 @@
         <w:pStyle w:val="BodyText"/>
       </w:pPr>
       <w:r>
-        <w:t xml:space="preserve">Die mit „Hinweis zur Aktualität“ markierten Kästen wurden bei der Überführung ins Quarto-Projekt ergänzt. Der übrige Text entspricht dem Skript aus dem Wintersemester 2025/26; korrigiert wurden nur Tipp- und Umbruchfehler.</w:t>
+        <w:t xml:space="preserve">Die mit „Hinweis zur Aktualität“ und „Ergänzung zur Vorlesung“ markierten Kästen sowie die Abbildungen wurden bei der Überführung ins Quarto-Projekt ergänzt. Der übrige Text entspricht dem Skript aus dem Wintersemester 2025/26; korrigiert wurden nur Tipp- und Umbruchfehler.</w:t>
       </w:r>
     </w:p>
     <w:bookmarkStart w:id="24" w:name="X9db472230aa3326fffb96f19f3da37cbc34849a"/>
